--- a/Informe_Entrega_Parcial_Proyecto_ML_23F.docx
+++ b/Informe_Entrega_Parcial_Proyecto_ML_23F.docx
@@ -123,7 +123,7 @@
                 <w:b w:val="0"/>
                 <w:sz w:val="18"/>
               </w:rPr>
-              <w:t>[Completar]</w:t>
+              <w:t>Big Data Science</w:t>
             </w:r>
           </w:p>
         </w:tc>
@@ -160,7 +160,7 @@
                 <w:b w:val="0"/>
                 <w:sz w:val="18"/>
               </w:rPr>
-              <w:t>[Nombre Apellido 1] | [Nombre Apellido 2] | [Nombre Apellido 3] | [Nombre Apellido 4]</w:t>
+              <w:t>Diego Rodrigo | Gabriel Rezola | Hugo Ramiro | Iñigo Martinez</w:t>
             </w:r>
           </w:p>
         </w:tc>
@@ -234,7 +234,7 @@
                 <w:b w:val="0"/>
                 <w:sz w:val="18"/>
               </w:rPr>
-              <w:t>[Pegar aquí URL del repositorio y confirmar permisos de acceso]</w:t>
+              <w:t>https://github.com/dieegordg/Proyecto-Machine-Learning-UNAV---Bayesianos-de-los-Ca-dos</w:t>
             </w:r>
           </w:p>
         </w:tc>
@@ -321,7 +321,7 @@
         <w:jc w:val="center"/>
       </w:pPr>
       <w:r>
-        <w:t>Nota: este documento está preparado para la entrega intermedia. Los campos entre corchetes deben completarse con los datos reales del equipo antes de enviar.</w:t>
+        <w:t>Nota: este documento queda preparado para la entrega intermedia con los datos del equipo y el repositorio ya incorporados. Los permisos del repositorio deben confirmarse externamente antes del envío.</w:t>
       </w:r>
     </w:p>
     <w:p>
@@ -5519,7 +5519,7 @@
                 <w:b w:val="0"/>
                 <w:sz w:val="18"/>
               </w:rPr>
-              <w:t>Enlace a repositorio Git</w:t>
+              <w:t>Enlace al repositorio Git</w:t>
             </w:r>
           </w:p>
         </w:tc>
@@ -5536,7 +5536,7 @@
                 <w:b w:val="0"/>
                 <w:sz w:val="18"/>
               </w:rPr>
-              <w:t>Pendiente de completar</w:t>
+              <w:t>Preparado</w:t>
             </w:r>
           </w:p>
         </w:tc>
@@ -5553,7 +5553,7 @@
                 <w:b w:val="0"/>
                 <w:sz w:val="18"/>
               </w:rPr>
-              <w:t>Pegar URL real en portada y README.</w:t>
+              <w:t>URL real incorporada en portada y documentación del repositorio.</w:t>
             </w:r>
           </w:p>
         </w:tc>
@@ -5589,7 +5589,7 @@
                 <w:b w:val="0"/>
                 <w:sz w:val="18"/>
               </w:rPr>
-              <w:t>Pendiente de completar</w:t>
+              <w:t>Preparado</w:t>
             </w:r>
           </w:p>
         </w:tc>
@@ -5642,7 +5642,7 @@
                 <w:b w:val="0"/>
                 <w:sz w:val="18"/>
               </w:rPr>
-              <w:t>Pendiente de completar</w:t>
+              <w:t>Preparado</w:t>
             </w:r>
           </w:p>
         </w:tc>
@@ -5659,7 +5659,7 @@
                 <w:b w:val="0"/>
                 <w:sz w:val="18"/>
               </w:rPr>
-              <w:t>Completar portada antes de entregar.</w:t>
+              <w:t>Portada actualizada con los nombres reales del equipo.</w:t>
             </w:r>
           </w:p>
         </w:tc>
@@ -5745,7 +5745,7 @@
         <w:rFonts w:ascii="Arial" w:hAnsi="Arial"/>
         <w:sz w:val="16"/>
       </w:rPr>
-      <w:t>Documento preliminar - completar nombres del equipo y URL del repositorio antes de entregar</w:t>
+      <w:t>Entrega parcial - equipo y repositorio actualizados</w:t>
     </w:r>
   </w:p>
 </w:ftr>

--- a/Informe_Entrega_Parcial_Proyecto_ML_23F.docx
+++ b/Informe_Entrega_Parcial_Proyecto_ML_23F.docx
@@ -180,7 +180,7 @@
                 <w:b/>
                 <w:sz w:val="18"/>
               </w:rPr>
-              <w:t>Fecha de entrega parcial</w:t>
+              <w:t>Estado del documento</w:t>
             </w:r>
           </w:p>
         </w:tc>
@@ -197,7 +197,7 @@
                 <w:b w:val="0"/>
                 <w:sz w:val="18"/>
               </w:rPr>
-              <w:t>3 de mayo de 2026, 23:59</w:t>
+              <w:t>Informe de trabajo sin calendario comprometido</w:t>
             </w:r>
           </w:p>
         </w:tc>
@@ -3092,7 +3092,7 @@
     </w:p>
     <w:p>
       <w:r>
-        <w:t>El calendario propuesto organiza el trabajo en cuatro bloques: consolidación de datos, desarrollo de modelos, interpretación de resultados y cierre documental. La Figura A3 del anexo resume visualmente la planificación.</w:t>
+        <w:t>El trabajo pendiente se organiza por bloques funcionales para dejar claras las tareas que deben completarse sin asociarlas a fechas concretas. La Figura A3 del anexo resume visualmente estos bloques de trabajo.</w:t>
       </w:r>
     </w:p>
     <w:tbl>
@@ -3123,7 +3123,7 @@
                 <w:b/>
                 <w:sz w:val="18"/>
               </w:rPr>
-              <w:t>Periodo</w:t>
+              <w:t>Bloque</w:t>
             </w:r>
           </w:p>
         </w:tc>
@@ -3196,7 +3196,7 @@
                 <w:b w:val="0"/>
                 <w:sz w:val="18"/>
               </w:rPr>
-              <w:t>24 abril - 3 mayo</w:t>
+              <w:t>Base documental</w:t>
             </w:r>
           </w:p>
         </w:tc>
@@ -3213,7 +3213,7 @@
                 <w:b w:val="0"/>
                 <w:sz w:val="18"/>
               </w:rPr>
-              <w:t>Entrega parcial</w:t>
+              <w:t>Consolidar la base de trabajo</w:t>
             </w:r>
           </w:p>
         </w:tc>
@@ -3230,7 +3230,7 @@
                 <w:b w:val="0"/>
                 <w:sz w:val="18"/>
               </w:rPr>
-              <w:t>Repositorio, informe parcial, diseño de pipeline, inventario inicial.</w:t>
+              <w:t>Revisar el inventario documental, cerrar la limpieza de textos, completar los metadatos y dejar estable el pipeline de carga y preprocesamiento.</w:t>
             </w:r>
           </w:p>
         </w:tc>
@@ -3247,7 +3247,7 @@
                 <w:b w:val="0"/>
                 <w:sz w:val="18"/>
               </w:rPr>
-              <w:t>Documento intermedio y estructura de Git.</w:t>
+              <w:t>Dataset procesado y trazable.</w:t>
             </w:r>
           </w:p>
         </w:tc>
@@ -3266,7 +3266,7 @@
                 <w:b w:val="0"/>
                 <w:sz w:val="18"/>
               </w:rPr>
-              <w:t>4 - 10 mayo</w:t>
+              <w:t>Analítica descriptiva</w:t>
             </w:r>
           </w:p>
         </w:tc>
@@ -3283,7 +3283,7 @@
                 <w:b w:val="0"/>
                 <w:sz w:val="18"/>
               </w:rPr>
-              <w:t>Datos y EDA</w:t>
+              <w:t>Caracterizar el corpus</w:t>
             </w:r>
           </w:p>
         </w:tc>
@@ -3300,7 +3300,7 @@
                 <w:b w:val="0"/>
                 <w:sz w:val="18"/>
               </w:rPr>
-              <w:t>Descarga/carga de documentos, limpieza, metadatos, EDA completo.</w:t>
+              <w:t>Ejecutar el EDA documental, validar distribuciones, revisar calidad del OCR y generar tablas y figuras interpretables para el informe.</w:t>
             </w:r>
           </w:p>
         </w:tc>
@@ -3317,7 +3317,7 @@
                 <w:b w:val="0"/>
                 <w:sz w:val="18"/>
               </w:rPr>
-              <w:t>Dataset procesado y figuras descriptivas.</w:t>
+              <w:t>Descripción consistente del corpus.</w:t>
             </w:r>
           </w:p>
         </w:tc>
@@ -3336,7 +3336,7 @@
                 <w:b w:val="0"/>
                 <w:sz w:val="18"/>
               </w:rPr>
-              <w:t>11 - 17 mayo</w:t>
+              <w:t>Modelos y experimentos</w:t>
             </w:r>
           </w:p>
         </w:tc>
@@ -3353,7 +3353,7 @@
                 <w:b w:val="0"/>
                 <w:sz w:val="18"/>
               </w:rPr>
-              <w:t>Modelos principales</w:t>
+              <w:t>Desarrollar los mini casos</w:t>
             </w:r>
           </w:p>
         </w:tc>
@@ -3370,7 +3370,7 @@
                 <w:b w:val="0"/>
                 <w:sz w:val="18"/>
               </w:rPr>
-              <w:t>Clasificación, clustering, embeddings y topic modeling.</w:t>
+              <w:t>Implementar clasificación, clustering, topic modeling, análisis de grafos, análisis temporal y recuperación semántica con criterios de evaluación comparables.</w:t>
             </w:r>
           </w:p>
         </w:tc>
@@ -3387,7 +3387,7 @@
                 <w:b w:val="0"/>
                 <w:sz w:val="18"/>
               </w:rPr>
-              <w:t>Tablas de métricas y visualizaciones.</w:t>
+              <w:t>Resultados cuantitativos y cualitativos.</w:t>
             </w:r>
           </w:p>
         </w:tc>
@@ -3406,7 +3406,7 @@
                 <w:b w:val="0"/>
                 <w:sz w:val="18"/>
               </w:rPr>
-              <w:t>18 - 24 mayo</w:t>
+              <w:t>Integración y cierre</w:t>
             </w:r>
           </w:p>
         </w:tc>
@@ -3423,7 +3423,7 @@
                 <w:b w:val="0"/>
                 <w:sz w:val="18"/>
               </w:rPr>
-              <w:t>Grafos y temporalidad</w:t>
+              <w:t>Preparar la entrega final</w:t>
             </w:r>
           </w:p>
         </w:tc>
@@ -3440,7 +3440,7 @@
                 <w:b w:val="0"/>
                 <w:sz w:val="18"/>
               </w:rPr>
-              <w:t>NER, grafo de entidades, línea temporal y buscador semántico.</w:t>
+              <w:t>Unificar resultados en el notebook final, redactar conclusiones, preparar la presentación y dejar lista la documentación reproducible del proyecto.</w:t>
             </w:r>
           </w:p>
         </w:tc>
@@ -3457,77 +3457,7 @@
                 <w:b w:val="0"/>
                 <w:sz w:val="18"/>
               </w:rPr>
-              <w:t>Resultados interpretados y anexos.</w:t>
-            </w:r>
-          </w:p>
-        </w:tc>
-      </w:tr>
-      <w:tr>
-        <w:tc>
-          <w:tcPr>
-            <w:tcW w:type="dxa" w:w="2160"/>
-            <w:vAlign w:val="top"/>
-          </w:tcPr>
-          <w:p>
-            <w:r/>
-            <w:r>
-              <w:rPr>
-                <w:rFonts w:ascii="Arial" w:hAnsi="Arial"/>
-                <w:b w:val="0"/>
-                <w:sz w:val="18"/>
-              </w:rPr>
-              <w:t>25 - 31 mayo</w:t>
-            </w:r>
-          </w:p>
-        </w:tc>
-        <w:tc>
-          <w:tcPr>
-            <w:tcW w:type="dxa" w:w="2160"/>
-            <w:vAlign w:val="top"/>
-          </w:tcPr>
-          <w:p>
-            <w:r/>
-            <w:r>
-              <w:rPr>
-                <w:rFonts w:ascii="Arial" w:hAnsi="Arial"/>
-                <w:b w:val="0"/>
-                <w:sz w:val="18"/>
-              </w:rPr>
-              <w:t>Cierre final</w:t>
-            </w:r>
-          </w:p>
-        </w:tc>
-        <w:tc>
-          <w:tcPr>
-            <w:tcW w:type="dxa" w:w="4320"/>
-            <w:vAlign w:val="top"/>
-          </w:tcPr>
-          <w:p>
-            <w:r/>
-            <w:r>
-              <w:rPr>
-                <w:rFonts w:ascii="Arial" w:hAnsi="Arial"/>
-                <w:b w:val="0"/>
-                <w:sz w:val="18"/>
-              </w:rPr>
-              <w:t>Notebook reproducible, informe PDF, presentación, ZIP final.</w:t>
-            </w:r>
-          </w:p>
-        </w:tc>
-        <w:tc>
-          <w:tcPr>
-            <w:tcW w:type="dxa" w:w="3168"/>
-            <w:vAlign w:val="top"/>
-          </w:tcPr>
-          <w:p>
-            <w:r/>
-            <w:r>
-              <w:rPr>
-                <w:rFonts w:ascii="Arial" w:hAnsi="Arial"/>
-                <w:b w:val="0"/>
-                <w:sz w:val="18"/>
-              </w:rPr>
-              <w:t>Entrega final completa.</w:t>
+              <w:t>Entrega final coherente y reproducible.</w:t>
             </w:r>
           </w:p>
         </w:tc>
@@ -5262,7 +5192,7 @@
         <w:jc w:val="center"/>
       </w:pPr>
       <w:r>
-        <w:t>Figura A3. Calendario orientativo hasta la entrega final.</w:t>
+        <w:t>Figura A3. Bloques de trabajo previstos sin asignación temporal.</w:t>
       </w:r>
     </w:p>
     <w:p>
